--- a/scripts/2.6/Step 2.6_1024.docx
+++ b/scripts/2.6/Step 2.6_1024.docx
@@ -115,136 +115,189 @@
         <w:rPr>
           <w:sz w:val="32"/>
           <w:szCs w:val="32"/>
-          <w:lang w:val="en-US"/>
-        </w:rPr>
-      </w:pPr>
-      <w:r>
-        <w:rPr>
-          <w:sz w:val="32"/>
-          <w:szCs w:val="32"/>
-          <w:lang w:val="en-GB"/>
-        </w:rPr>
-        <w:t>bash /path/to/extract_align.sh</w:t>
-      </w:r>
-      <w:r>
-        <w:rPr>
-          <w:sz w:val="32"/>
-          <w:szCs w:val="32"/>
-          <w:lang w:val="en-US"/>
-        </w:rPr>
-        <w:t xml:space="preserve"> </w:t>
-      </w:r>
-      <w:r>
-        <w:rPr>
-          <w:sz w:val="32"/>
-          <w:szCs w:val="32"/>
-          <w:lang w:val="en-GB"/>
-        </w:rPr>
-        <w:t>/path/to/o</w:t>
+          <w:lang w:val="en-GB"/>
+        </w:rPr>
+      </w:pPr>
+      <w:r>
+        <w:rPr>
+          <w:rFonts w:hint="eastAsia"/>
+          <w:sz w:val="32"/>
+          <w:szCs w:val="32"/>
+          <w:lang w:val="en-GB"/>
+        </w:rPr>
+        <w:t xml:space="preserve">Use the command to create bai </w:t>
+      </w:r>
+      <w:r>
+        <w:rPr>
+          <w:sz w:val="32"/>
+          <w:szCs w:val="32"/>
+          <w:lang w:val="en-GB"/>
+        </w:rPr>
+        <w:t>index file</w:t>
+      </w:r>
+      <w:r>
+        <w:rPr>
+          <w:rFonts w:hint="eastAsia"/>
+          <w:sz w:val="32"/>
+          <w:szCs w:val="32"/>
+          <w:lang w:val="en-GB"/>
+        </w:rPr>
+        <w:t xml:space="preserve">: </w:t>
       </w:r>
       <w:proofErr w:type="spellStart"/>
       <w:r>
         <w:rPr>
           <w:sz w:val="32"/>
           <w:szCs w:val="32"/>
-          <w:lang w:val="en-US"/>
-        </w:rPr>
-        <w:t>utput</w:t>
+          <w:lang w:val="en-GB"/>
+        </w:rPr>
+        <w:t>samtools</w:t>
       </w:r>
       <w:proofErr w:type="spellEnd"/>
       <w:r>
         <w:rPr>
           <w:sz w:val="32"/>
           <w:szCs w:val="32"/>
-          <w:lang w:val="en-US"/>
-        </w:rPr>
-        <w:t>/of/bed</w:t>
-      </w:r>
-      <w:r>
-        <w:rPr>
-          <w:sz w:val="32"/>
-          <w:szCs w:val="32"/>
-          <w:lang w:val="en-GB"/>
-        </w:rPr>
-        <w:t xml:space="preserve"> /path/to/o</w:t>
-      </w:r>
-      <w:proofErr w:type="spellStart"/>
-      <w:r>
-        <w:rPr>
-          <w:sz w:val="32"/>
-          <w:szCs w:val="32"/>
-          <w:lang w:val="en-US"/>
-        </w:rPr>
-        <w:t>utput</w:t>
-      </w:r>
-      <w:proofErr w:type="spellEnd"/>
-      <w:r>
-        <w:rPr>
-          <w:sz w:val="32"/>
-          <w:szCs w:val="32"/>
-          <w:lang w:val="en-US"/>
-        </w:rPr>
-        <w:t>/of/step</w:t>
-      </w:r>
-      <w:r>
-        <w:rPr>
-          <w:rFonts w:hint="eastAsia"/>
-          <w:sz w:val="32"/>
-          <w:szCs w:val="32"/>
-          <w:lang w:val="en-US"/>
-        </w:rPr>
-        <w:t>1</w:t>
-      </w:r>
-      <w:r>
-        <w:rPr>
-          <w:sz w:val="32"/>
-          <w:szCs w:val="32"/>
-          <w:lang w:val="en-US"/>
-        </w:rPr>
-        <w:t xml:space="preserve">.bam </w:t>
-      </w:r>
-      <w:proofErr w:type="spellStart"/>
-      <w:r>
-        <w:rPr>
-          <w:sz w:val="32"/>
-          <w:szCs w:val="32"/>
-          <w:lang w:val="en-US"/>
-        </w:rPr>
-        <w:t>flanking_lenth</w:t>
-      </w:r>
-      <w:proofErr w:type="spellEnd"/>
-      <w:r>
-        <w:rPr>
-          <w:sz w:val="32"/>
-          <w:szCs w:val="32"/>
-          <w:lang w:val="en-US"/>
-        </w:rPr>
-        <w:t xml:space="preserve"> </w:t>
-      </w:r>
-      <w:proofErr w:type="spellStart"/>
-      <w:r>
-        <w:rPr>
-          <w:sz w:val="32"/>
-          <w:szCs w:val="32"/>
-          <w:lang w:val="en-US"/>
-        </w:rPr>
-        <w:t>output_dir</w:t>
-      </w:r>
-      <w:proofErr w:type="spellEnd"/>
-      <w:r>
-        <w:rPr>
-          <w:sz w:val="32"/>
-          <w:szCs w:val="32"/>
-          <w:lang w:val="en-US"/>
-        </w:rPr>
-        <w:t xml:space="preserve"> </w:t>
+          <w:lang w:val="en-GB"/>
+        </w:rPr>
+        <w:t xml:space="preserve"> index Z14-2_aln-sorted.bam</w:t>
       </w:r>
     </w:p>
     <w:p>
       <w:pPr>
         <w:ind w:left="360"/>
         <w:rPr>
-          <w:rFonts w:hint="eastAsia"/>
+          <w:sz w:val="32"/>
+          <w:szCs w:val="32"/>
+          <w:lang w:val="en-US"/>
+        </w:rPr>
+      </w:pPr>
+      <w:r>
+        <w:rPr>
+          <w:sz w:val="32"/>
+          <w:szCs w:val="32"/>
+          <w:lang w:val="en-GB"/>
+        </w:rPr>
+        <w:t>bash /path/to/extract_align.sh</w:t>
+      </w:r>
+      <w:r>
+        <w:rPr>
+          <w:sz w:val="32"/>
+          <w:szCs w:val="32"/>
+          <w:lang w:val="en-US"/>
+        </w:rPr>
+        <w:t xml:space="preserve"> </w:t>
+      </w:r>
+      <w:r>
+        <w:rPr>
+          <w:sz w:val="32"/>
+          <w:szCs w:val="32"/>
+          <w:lang w:val="en-GB"/>
+        </w:rPr>
+        <w:t>/path/to/o</w:t>
+      </w:r>
+      <w:proofErr w:type="spellStart"/>
+      <w:r>
+        <w:rPr>
+          <w:sz w:val="32"/>
+          <w:szCs w:val="32"/>
+          <w:lang w:val="en-US"/>
+        </w:rPr>
+        <w:t>utput</w:t>
+      </w:r>
+      <w:proofErr w:type="spellEnd"/>
+      <w:r>
+        <w:rPr>
+          <w:sz w:val="32"/>
+          <w:szCs w:val="32"/>
+          <w:lang w:val="en-US"/>
+        </w:rPr>
+        <w:t>/of/bed</w:t>
+      </w:r>
+      <w:r>
+        <w:rPr>
+          <w:sz w:val="32"/>
+          <w:szCs w:val="32"/>
+          <w:lang w:val="en-GB"/>
+        </w:rPr>
+        <w:t xml:space="preserve"> /path/to/o</w:t>
+      </w:r>
+      <w:proofErr w:type="spellStart"/>
+      <w:r>
+        <w:rPr>
+          <w:sz w:val="32"/>
+          <w:szCs w:val="32"/>
+          <w:lang w:val="en-US"/>
+        </w:rPr>
+        <w:t>utput</w:t>
+      </w:r>
+      <w:proofErr w:type="spellEnd"/>
+      <w:r>
+        <w:rPr>
+          <w:sz w:val="32"/>
+          <w:szCs w:val="32"/>
+          <w:lang w:val="en-US"/>
+        </w:rPr>
+        <w:t>/of/step</w:t>
+      </w:r>
+      <w:r>
+        <w:rPr>
+          <w:rFonts w:hint="eastAsia"/>
+          <w:sz w:val="32"/>
+          <w:szCs w:val="32"/>
+          <w:lang w:val="en-US"/>
+        </w:rPr>
+        <w:t>1</w:t>
+      </w:r>
+      <w:r>
+        <w:rPr>
+          <w:sz w:val="32"/>
+          <w:szCs w:val="32"/>
+          <w:lang w:val="en-US"/>
+        </w:rPr>
+        <w:t xml:space="preserve">.bam </w:t>
+      </w:r>
+      <w:proofErr w:type="spellStart"/>
+      <w:r>
+        <w:rPr>
+          <w:sz w:val="32"/>
+          <w:szCs w:val="32"/>
+          <w:lang w:val="en-US"/>
+        </w:rPr>
+        <w:t>flanking_lenth</w:t>
+      </w:r>
+      <w:proofErr w:type="spellEnd"/>
+      <w:r>
+        <w:rPr>
+          <w:sz w:val="32"/>
+          <w:szCs w:val="32"/>
+          <w:lang w:val="en-US"/>
+        </w:rPr>
+        <w:t xml:space="preserve"> </w:t>
+      </w:r>
+      <w:proofErr w:type="spellStart"/>
+      <w:r>
+        <w:rPr>
+          <w:sz w:val="32"/>
+          <w:szCs w:val="32"/>
+          <w:lang w:val="en-US"/>
+        </w:rPr>
+        <w:t>output_dir</w:t>
+      </w:r>
+      <w:proofErr w:type="spellEnd"/>
+      <w:r>
+        <w:rPr>
+          <w:sz w:val="32"/>
+          <w:szCs w:val="32"/>
+          <w:lang w:val="en-US"/>
+        </w:rPr>
+        <w:t xml:space="preserve"> </w:t>
+      </w:r>
+    </w:p>
+    <w:p>
+      <w:pPr>
+        <w:ind w:left="360"/>
+        <w:rPr>
           <w:sz w:val="32"/>
           <w:szCs w:val="32"/>
           <w:lang w:val="en-GB"/>
@@ -405,7 +458,6 @@
         <w:rPr>
           <w:sz w:val="32"/>
           <w:szCs w:val="32"/>
-          <w:lang w:val="en-GB"/>
         </w:rPr>
       </w:pPr>
       <w:r>
@@ -506,6 +558,14 @@
           <w:szCs w:val="32"/>
           <w:lang w:val="en-GB"/>
         </w:rPr>
+        <w:br/>
+      </w:r>
+      <w:r>
+        <w:rPr>
+          <w:sz w:val="32"/>
+          <w:szCs w:val="32"/>
+          <w:lang w:val="en-GB"/>
+        </w:rPr>
         <w:t xml:space="preserve">awk -F',' </w:t>
       </w:r>
       <w:proofErr w:type="gramStart"/>
@@ -627,13 +687,139 @@
     <w:p>
       <w:pPr>
         <w:pStyle w:val="ListParagraph"/>
-        <w:ind w:left="360"/>
-        <w:rPr>
-          <w:sz w:val="32"/>
-          <w:szCs w:val="32"/>
-          <w:lang w:val="en-GB"/>
-        </w:rPr>
-      </w:pPr>
+        <w:numPr>
+          <w:ilvl w:val="0"/>
+          <w:numId w:val="1"/>
+        </w:numPr>
+        <w:rPr>
+          <w:sz w:val="32"/>
+          <w:szCs w:val="32"/>
+          <w:lang w:val="en-GB"/>
+        </w:rPr>
+      </w:pPr>
+      <w:r>
+        <w:rPr>
+          <w:sz w:val="32"/>
+          <w:szCs w:val="32"/>
+          <w:lang w:val="en-GB"/>
+        </w:rPr>
+        <w:t xml:space="preserve">awk -F',' </w:t>
+      </w:r>
+      <w:proofErr w:type="gramStart"/>
+      <w:r>
+        <w:rPr>
+          <w:sz w:val="32"/>
+          <w:szCs w:val="32"/>
+          <w:lang w:val="en-GB"/>
+        </w:rPr>
+        <w:t xml:space="preserve">'{ </w:t>
+      </w:r>
+      <w:proofErr w:type="spellStart"/>
+      <w:r>
+        <w:rPr>
+          <w:sz w:val="32"/>
+          <w:szCs w:val="32"/>
+          <w:lang w:val="en-GB"/>
+        </w:rPr>
+        <w:t>gsub</w:t>
+      </w:r>
+      <w:proofErr w:type="spellEnd"/>
+      <w:proofErr w:type="gramEnd"/>
+      <w:r>
+        <w:rPr>
+          <w:sz w:val="32"/>
+          <w:szCs w:val="32"/>
+          <w:lang w:val="en-GB"/>
+        </w:rPr>
+        <w:t xml:space="preserve">(/ /, "", $4); if ($1 &gt; 100 &amp;&amp; $4 ~ /^[0-9]+\.[0-9]+%$/) { sub("%", "", $4); if ($4 + 0 &lt; 50) { print $0; </w:t>
+      </w:r>
+      <w:proofErr w:type="spellStart"/>
+      <w:r>
+        <w:rPr>
+          <w:sz w:val="32"/>
+          <w:szCs w:val="32"/>
+          <w:lang w:val="en-GB"/>
+        </w:rPr>
+        <w:t>getline</w:t>
+      </w:r>
+      <w:proofErr w:type="spellEnd"/>
+      <w:r>
+        <w:rPr>
+          <w:sz w:val="32"/>
+          <w:szCs w:val="32"/>
+          <w:lang w:val="en-GB"/>
+        </w:rPr>
+        <w:t>; print } } }'</w:t>
+      </w:r>
+      <w:r>
+        <w:rPr>
+          <w:rFonts w:hint="eastAsia"/>
+          <w:sz w:val="32"/>
+          <w:szCs w:val="32"/>
+          <w:lang w:val="en-GB"/>
+        </w:rPr>
+        <w:t xml:space="preserve"> </w:t>
+      </w:r>
+      <w:r>
+        <w:rPr>
+          <w:sz w:val="32"/>
+          <w:szCs w:val="32"/>
+          <w:lang w:val="en-GB"/>
+        </w:rPr>
+        <w:t>/path/to/o</w:t>
+      </w:r>
+      <w:proofErr w:type="spellStart"/>
+      <w:r>
+        <w:rPr>
+          <w:sz w:val="32"/>
+          <w:szCs w:val="32"/>
+          <w:lang w:val="en-US"/>
+        </w:rPr>
+        <w:t>utput</w:t>
+      </w:r>
+      <w:proofErr w:type="spellEnd"/>
+      <w:r>
+        <w:rPr>
+          <w:sz w:val="32"/>
+          <w:szCs w:val="32"/>
+          <w:lang w:val="en-US"/>
+        </w:rPr>
+        <w:t>/of/step</w:t>
+      </w:r>
+      <w:r>
+        <w:rPr>
+          <w:rFonts w:hint="eastAsia"/>
+          <w:sz w:val="32"/>
+          <w:szCs w:val="32"/>
+          <w:lang w:val="en-US"/>
+        </w:rPr>
+        <w:t>3</w:t>
+      </w:r>
+      <w:r>
+        <w:rPr>
+          <w:sz w:val="32"/>
+          <w:szCs w:val="32"/>
+          <w:lang w:val="en-GB"/>
+        </w:rPr>
+        <w:t xml:space="preserve">.txt &gt; </w:t>
+      </w:r>
+      <w:r>
+        <w:rPr>
+          <w:rFonts w:hint="eastAsia"/>
+          <w:sz w:val="32"/>
+          <w:szCs w:val="32"/>
+          <w:lang w:val="en-GB"/>
+        </w:rPr>
+        <w:t>problems</w:t>
+      </w:r>
+      <w:r>
+        <w:rPr>
+          <w:sz w:val="32"/>
+          <w:szCs w:val="32"/>
+          <w:lang w:val="en-GB"/>
+        </w:rPr>
+        <w:t>.txt</w:t>
+      </w:r>
     </w:p>
     <w:p>
       <w:pPr>

--- a/scripts/2.6/Step 2.6_1024.docx
+++ b/scripts/2.6/Step 2.6_1024.docx
@@ -475,7 +475,24 @@
           <w:szCs w:val="32"/>
           <w:lang w:val="en-GB"/>
         </w:rPr>
-        <w:t>lenth.sh</w:t>
+        <w:t>len</w:t>
+      </w:r>
+      <w:r>
+        <w:rPr>
+          <w:rFonts w:hint="eastAsia"/>
+          <w:sz w:val="32"/>
+          <w:szCs w:val="32"/>
+          <w:lang w:val="en-GB"/>
+        </w:rPr>
+        <w:t>g</w:t>
+      </w:r>
+      <w:r>
+        <w:rPr>
+          <w:sz w:val="32"/>
+          <w:szCs w:val="32"/>
+          <w:lang w:val="en-GB"/>
+        </w:rPr>
+        <w:t>th.sh</w:t>
       </w:r>
       <w:r>
         <w:rPr>
